--- a/rapports/2026-06-06/EQ33/EQ33_sup_v2/DR_023201030018/28-56-79-21.docx
+++ b/rapports/2026-06-06/EQ33/EQ33_sup_v2/DR_023201030018/28-56-79-21.docx
@@ -297,7 +297,7 @@
           <w:color w:val="1F6FEB"/>
           <w:sz w:val="22"/>
         </w:rPr>
-        <w:t>⚠ INCOHÉRENCES À CORRIGER (65)</w:t>
+        <w:t>⚠ INCOHÉRENCES À CORRIGER (60)</w:t>
       </w:r>
     </w:p>
     <w:tbl>
@@ -544,7 +544,7 @@
                 <w:color w:val="16A34A"/>
                 <w:sz w:val="16"/>
               </w:rPr>
-              <w:t>—</w:t>
+              <w:t>s02q33, s01q00b</w:t>
             </w:r>
           </w:p>
         </w:tc>
@@ -575,7 +575,7 @@
                 <w:i w:val="0"/>
                 <w:sz w:val="17"/>
               </w:rPr>
-              <w:t>Incohérence!!! seulement les écoles gouvermentales paient les cotisations (Gouvernement, communauté, ONG ou organisation humanitaire).</w:t>
+              <w:t>Incoherent!!! La dernière fois que Mariama ly a  fréquenté l'école est 9999.</w:t>
             </w:r>
           </w:p>
         </w:tc>
@@ -634,7 +634,7 @@
                 <w:color w:val="16A34A"/>
                 <w:sz w:val="16"/>
               </w:rPr>
-              <w:t>—</w:t>
+              <w:t>s02q33, s01q00b</w:t>
             </w:r>
           </w:p>
         </w:tc>
@@ -665,7 +665,7 @@
                 <w:i w:val="0"/>
                 <w:sz w:val="17"/>
               </w:rPr>
-              <w:t>Incohérence!!! seulement les écoles privées paient les frais de scolarité (y compris les frais d'inscription).</w:t>
+              <w:t>Incoherent!!! La dernière fois que khadidiatou Bâ a  fréquenté l'école est 9999.</w:t>
             </w:r>
           </w:p>
         </w:tc>
@@ -770,10 +770,460 @@
               <w:rPr>
                 <w:b/>
                 <w:i w:val="0"/>
-                <w:color w:val="DC2626"/>
+                <w:color w:val="EA580C"/>
                 <w:sz w:val="16"/>
               </w:rPr>
-              <w:t>Haute</w:t>
+              <w:t>Moyenne</w:t>
+            </w:r>
+          </w:p>
+        </w:tc>
+        <w:tc>
+          <w:tcPr>
+            <w:tcW w:type="dxa" w:w="1247"/>
+          </w:tcPr>
+          <w:p>
+            <w:r>
+              <w:rPr>
+                <w:b/>
+                <w:i w:val="0"/>
+                <w:sz w:val="16"/>
+              </w:rPr>
+              <w:t>S00</w:t>
+              <w:br/>
+            </w:r>
+            <w:r>
+              <w:rPr>
+                <w:b w:val="0"/>
+                <w:i w:val="0"/>
+                <w:color w:val="64748B"/>
+                <w:sz w:val="14"/>
+              </w:rPr>
+              <w:t>Identification</w:t>
+            </w:r>
+          </w:p>
+        </w:tc>
+        <w:tc>
+          <w:tcPr>
+            <w:tcW w:type="dxa" w:w="1531"/>
+          </w:tcPr>
+          <w:p>
+            <w:r>
+              <w:rPr>
+                <w:b/>
+                <w:i w:val="0"/>
+                <w:color w:val="16A34A"/>
+                <w:sz w:val="16"/>
+              </w:rPr>
+              <w:t>—</w:t>
+            </w:r>
+          </w:p>
+        </w:tc>
+        <w:tc>
+          <w:tcPr>
+            <w:tcW w:type="dxa" w:w="1191"/>
+          </w:tcPr>
+          <w:p>
+            <w:r>
+              <w:rPr>
+                <w:b w:val="0"/>
+                <w:i w:val="0"/>
+                <w:color w:val="64748B"/>
+                <w:sz w:val="16"/>
+              </w:rPr>
+              <w:t>GT-CQ</w:t>
+            </w:r>
+          </w:p>
+        </w:tc>
+        <w:tc>
+          <w:tcPr>
+            <w:tcW w:type="dxa" w:w="4706"/>
+          </w:tcPr>
+          <w:p>
+            <w:r>
+              <w:rPr>
+                <w:b w:val="0"/>
+                <w:i w:val="0"/>
+                <w:sz w:val="17"/>
+              </w:rPr>
+              <w:t>L'adresse ou la localisation du ménage doit être bien renseignée, ne doit pas contenir des numéros de téléphone et elle semble courte pour être une adresse.</w:t>
+            </w:r>
+          </w:p>
+        </w:tc>
+      </w:tr>
+      <w:tr>
+        <w:tc>
+          <w:tcPr>
+            <w:tcW w:type="dxa" w:w="964"/>
+          </w:tcPr>
+          <w:p>
+            <w:r>
+              <w:rPr>
+                <w:b/>
+                <w:i w:val="0"/>
+                <w:color w:val="EA580C"/>
+                <w:sz w:val="16"/>
+              </w:rPr>
+              <w:t>Moyenne</w:t>
+            </w:r>
+          </w:p>
+        </w:tc>
+        <w:tc>
+          <w:tcPr>
+            <w:tcW w:type="dxa" w:w="1247"/>
+          </w:tcPr>
+          <w:p>
+            <w:r>
+              <w:rPr>
+                <w:b/>
+                <w:i w:val="0"/>
+                <w:sz w:val="16"/>
+              </w:rPr>
+              <w:t>S00</w:t>
+              <w:br/>
+            </w:r>
+            <w:r>
+              <w:rPr>
+                <w:b w:val="0"/>
+                <w:i w:val="0"/>
+                <w:color w:val="64748B"/>
+                <w:sz w:val="14"/>
+              </w:rPr>
+              <w:t>Identification</w:t>
+            </w:r>
+          </w:p>
+        </w:tc>
+        <w:tc>
+          <w:tcPr>
+            <w:tcW w:type="dxa" w:w="1531"/>
+          </w:tcPr>
+          <w:p>
+            <w:r>
+              <w:rPr>
+                <w:b/>
+                <w:i w:val="0"/>
+                <w:color w:val="16A34A"/>
+                <w:sz w:val="16"/>
+              </w:rPr>
+              <w:t>—</w:t>
+            </w:r>
+          </w:p>
+        </w:tc>
+        <w:tc>
+          <w:tcPr>
+            <w:tcW w:type="dxa" w:w="1191"/>
+          </w:tcPr>
+          <w:p>
+            <w:r>
+              <w:rPr>
+                <w:b w:val="0"/>
+                <w:i w:val="0"/>
+                <w:color w:val="64748B"/>
+                <w:sz w:val="16"/>
+              </w:rPr>
+              <w:t>GT-CQ</w:t>
+            </w:r>
+          </w:p>
+        </w:tc>
+        <w:tc>
+          <w:tcPr>
+            <w:tcW w:type="dxa" w:w="4706"/>
+          </w:tcPr>
+          <w:p>
+            <w:r>
+              <w:rPr>
+                <w:b w:val="0"/>
+                <w:i w:val="0"/>
+                <w:sz w:val="17"/>
+              </w:rPr>
+              <w:t>Prière de renseigner la bonne adresse.</w:t>
+            </w:r>
+          </w:p>
+        </w:tc>
+      </w:tr>
+      <w:tr>
+        <w:tc>
+          <w:tcPr>
+            <w:tcW w:type="dxa" w:w="964"/>
+          </w:tcPr>
+          <w:p>
+            <w:r>
+              <w:rPr>
+                <w:b/>
+                <w:i w:val="0"/>
+                <w:color w:val="EA580C"/>
+                <w:sz w:val="16"/>
+              </w:rPr>
+              <w:t>Moyenne</w:t>
+            </w:r>
+          </w:p>
+        </w:tc>
+        <w:tc>
+          <w:tcPr>
+            <w:tcW w:type="dxa" w:w="1247"/>
+          </w:tcPr>
+          <w:p>
+            <w:r>
+              <w:rPr>
+                <w:b/>
+                <w:i w:val="0"/>
+                <w:sz w:val="16"/>
+              </w:rPr>
+              <w:t>S01</w:t>
+              <w:br/>
+            </w:r>
+            <w:r>
+              <w:rPr>
+                <w:b w:val="0"/>
+                <w:i w:val="0"/>
+                <w:color w:val="64748B"/>
+                <w:sz w:val="14"/>
+              </w:rPr>
+              <w:t>Démographie</w:t>
+            </w:r>
+          </w:p>
+        </w:tc>
+        <w:tc>
+          <w:tcPr>
+            <w:tcW w:type="dxa" w:w="1531"/>
+          </w:tcPr>
+          <w:p>
+            <w:r>
+              <w:rPr>
+                <w:b/>
+                <w:i w:val="0"/>
+                <w:color w:val="16A34A"/>
+                <w:sz w:val="16"/>
+              </w:rPr>
+              <w:t>—</w:t>
+            </w:r>
+          </w:p>
+        </w:tc>
+        <w:tc>
+          <w:tcPr>
+            <w:tcW w:type="dxa" w:w="1191"/>
+          </w:tcPr>
+          <w:p>
+            <w:r>
+              <w:rPr>
+                <w:b w:val="0"/>
+                <w:i w:val="0"/>
+                <w:color w:val="64748B"/>
+                <w:sz w:val="16"/>
+              </w:rPr>
+              <w:t>GT-CQ</w:t>
+            </w:r>
+          </w:p>
+        </w:tc>
+        <w:tc>
+          <w:tcPr>
+            <w:tcW w:type="dxa" w:w="4706"/>
+          </w:tcPr>
+          <w:p>
+            <w:r>
+              <w:rPr>
+                <w:b w:val="0"/>
+                <w:i w:val="0"/>
+                <w:sz w:val="17"/>
+              </w:rPr>
+              <w:t>Prière de verifier l'information donnée par Aminata Diallo ou corriger au niveau de la section 1.</w:t>
+            </w:r>
+          </w:p>
+        </w:tc>
+      </w:tr>
+      <w:tr>
+        <w:tc>
+          <w:tcPr>
+            <w:tcW w:type="dxa" w:w="964"/>
+          </w:tcPr>
+          <w:p>
+            <w:r>
+              <w:rPr>
+                <w:b/>
+                <w:i w:val="0"/>
+                <w:color w:val="EA580C"/>
+                <w:sz w:val="16"/>
+              </w:rPr>
+              <w:t>Moyenne</w:t>
+            </w:r>
+          </w:p>
+        </w:tc>
+        <w:tc>
+          <w:tcPr>
+            <w:tcW w:type="dxa" w:w="1247"/>
+          </w:tcPr>
+          <w:p>
+            <w:r>
+              <w:rPr>
+                <w:b/>
+                <w:i w:val="0"/>
+                <w:sz w:val="16"/>
+              </w:rPr>
+              <w:t>S01</w:t>
+              <w:br/>
+            </w:r>
+            <w:r>
+              <w:rPr>
+                <w:b w:val="0"/>
+                <w:i w:val="0"/>
+                <w:color w:val="64748B"/>
+                <w:sz w:val="14"/>
+              </w:rPr>
+              <w:t>Démographie</w:t>
+            </w:r>
+          </w:p>
+        </w:tc>
+        <w:tc>
+          <w:tcPr>
+            <w:tcW w:type="dxa" w:w="1531"/>
+          </w:tcPr>
+          <w:p>
+            <w:r>
+              <w:rPr>
+                <w:b/>
+                <w:i w:val="0"/>
+                <w:color w:val="16A34A"/>
+                <w:sz w:val="16"/>
+              </w:rPr>
+              <w:t>s01q10_1</w:t>
+            </w:r>
+          </w:p>
+        </w:tc>
+        <w:tc>
+          <w:tcPr>
+            <w:tcW w:type="dxa" w:w="1191"/>
+          </w:tcPr>
+          <w:p>
+            <w:r>
+              <w:rPr>
+                <w:b w:val="0"/>
+                <w:i w:val="0"/>
+                <w:color w:val="64748B"/>
+                <w:sz w:val="16"/>
+              </w:rPr>
+              <w:t>GT-CQ</w:t>
+            </w:r>
+          </w:p>
+        </w:tc>
+        <w:tc>
+          <w:tcPr>
+            <w:tcW w:type="dxa" w:w="4706"/>
+          </w:tcPr>
+          <w:p>
+            <w:r>
+              <w:rPr>
+                <w:b w:val="0"/>
+                <w:i w:val="0"/>
+                <w:sz w:val="17"/>
+              </w:rPr>
+              <w:t>La taille du ménage lors de l'enquête principale (12) de ce ménage est inférieur à la taille du denombrement (13), prière de fournir des explications concrètes ou aller revisiter le ménage.</w:t>
+            </w:r>
+          </w:p>
+        </w:tc>
+      </w:tr>
+      <w:tr>
+        <w:tc>
+          <w:tcPr>
+            <w:tcW w:type="dxa" w:w="964"/>
+          </w:tcPr>
+          <w:p>
+            <w:r>
+              <w:rPr>
+                <w:b/>
+                <w:i w:val="0"/>
+                <w:color w:val="EA580C"/>
+                <w:sz w:val="16"/>
+              </w:rPr>
+              <w:t>Moyenne</w:t>
+            </w:r>
+          </w:p>
+        </w:tc>
+        <w:tc>
+          <w:tcPr>
+            <w:tcW w:type="dxa" w:w="1247"/>
+          </w:tcPr>
+          <w:p>
+            <w:r>
+              <w:rPr>
+                <w:b/>
+                <w:i w:val="0"/>
+                <w:sz w:val="16"/>
+              </w:rPr>
+              <w:t>S01</w:t>
+              <w:br/>
+            </w:r>
+            <w:r>
+              <w:rPr>
+                <w:b w:val="0"/>
+                <w:i w:val="0"/>
+                <w:color w:val="64748B"/>
+                <w:sz w:val="14"/>
+              </w:rPr>
+              <w:t>Démographie</w:t>
+            </w:r>
+          </w:p>
+        </w:tc>
+        <w:tc>
+          <w:tcPr>
+            <w:tcW w:type="dxa" w:w="1531"/>
+          </w:tcPr>
+          <w:p>
+            <w:r>
+              <w:rPr>
+                <w:b/>
+                <w:i w:val="0"/>
+                <w:color w:val="16A34A"/>
+                <w:sz w:val="16"/>
+              </w:rPr>
+              <w:t>s01q33</w:t>
+            </w:r>
+          </w:p>
+        </w:tc>
+        <w:tc>
+          <w:tcPr>
+            <w:tcW w:type="dxa" w:w="1191"/>
+          </w:tcPr>
+          <w:p>
+            <w:r>
+              <w:rPr>
+                <w:b w:val="0"/>
+                <w:i w:val="0"/>
+                <w:color w:val="64748B"/>
+                <w:sz w:val="16"/>
+              </w:rPr>
+              <w:t>Natif SuSo</w:t>
+            </w:r>
+          </w:p>
+        </w:tc>
+        <w:tc>
+          <w:tcPr>
+            <w:tcW w:type="dxa" w:w="4706"/>
+          </w:tcPr>
+          <w:p>
+            <w:r>
+              <w:rPr>
+                <w:b w:val="0"/>
+                <w:i w:val="0"/>
+                <w:sz w:val="17"/>
+              </w:rPr>
+              <w:t>Attention! %rostertitle% est personne non apparentée au CM/Conjoint ou domestique mais la personne sélectionnée n'a pas été déclarée en 1.02 comme étant personne non apparentée au CM/Conjoint ou domestique. Veuillez corriger.</w:t>
+            </w:r>
+          </w:p>
+        </w:tc>
+      </w:tr>
+      <w:tr>
+        <w:tc>
+          <w:tcPr>
+            <w:tcW w:type="dxa" w:w="964"/>
+          </w:tcPr>
+          <w:p>
+            <w:r>
+              <w:rPr>
+                <w:b/>
+                <w:i w:val="0"/>
+                <w:color w:val="EA580C"/>
+                <w:sz w:val="16"/>
+              </w:rPr>
+              <w:t>Moyenne</w:t>
             </w:r>
           </w:p>
         </w:tc>
@@ -814,7 +1264,7 @@
                 <w:color w:val="16A34A"/>
                 <w:sz w:val="16"/>
               </w:rPr>
-              <w:t>s02q33, s01q00b</w:t>
+              <w:t>s01q64, s00q04, s02q20, s02q25, s01q00b, s02q17_2, s02q15_2</w:t>
             </w:r>
           </w:p>
         </w:tc>
@@ -845,7 +1295,7 @@
                 <w:i w:val="0"/>
                 <w:sz w:val="17"/>
               </w:rPr>
-              <w:t>Incoherent!!! La dernière fois que Mariama ly a  fréquenté l'école est 9999.</w:t>
+              <w:t>Dans les milieux ruraux les frais d'uniformes de Fatoumata  Bâ qui fréquente 1ére année de Maternelle sont peut-être obligatoire et sont payés aussi dans les écoles privés, prière de verifier pour corriger ou confirmer avec le QG.</w:t>
             </w:r>
           </w:p>
         </w:tc>
@@ -860,10 +1310,10 @@
               <w:rPr>
                 <w:b/>
                 <w:i w:val="0"/>
-                <w:color w:val="DC2626"/>
+                <w:color w:val="EA580C"/>
                 <w:sz w:val="16"/>
               </w:rPr>
-              <w:t>Haute</w:t>
+              <w:t>Moyenne</w:t>
             </w:r>
           </w:p>
         </w:tc>
@@ -904,7 +1354,7 @@
                 <w:color w:val="16A34A"/>
                 <w:sz w:val="16"/>
               </w:rPr>
-              <w:t>s02q33, s01q00b</w:t>
+              <w:t>—</w:t>
             </w:r>
           </w:p>
         </w:tc>
@@ -935,7 +1385,7 @@
                 <w:i w:val="0"/>
                 <w:sz w:val="17"/>
               </w:rPr>
-              <w:t>Incoherent!!! La dernière fois que khadidiatou Bâ a  fréquenté l'école est 9999.</w:t>
+              <w:t>Prière de vous adresser à Mariama ly pour avoir l'année exacte.</w:t>
             </w:r>
           </w:p>
         </w:tc>
@@ -968,7 +1418,7 @@
                 <w:i w:val="0"/>
                 <w:sz w:val="16"/>
               </w:rPr>
-              <w:t>S00</w:t>
+              <w:t>S02</w:t>
               <w:br/>
             </w:r>
             <w:r>
@@ -978,7 +1428,7 @@
                 <w:color w:val="64748B"/>
                 <w:sz w:val="14"/>
               </w:rPr>
-              <w:t>Identification</w:t>
+              <w:t>Éducation</w:t>
             </w:r>
           </w:p>
         </w:tc>
@@ -1025,7 +1475,7 @@
                 <w:i w:val="0"/>
                 <w:sz w:val="17"/>
               </w:rPr>
-              <w:t>L'adresse ou la localisation du ménage doit être bien renseignée, ne doit pas contenir des numéros de téléphone et elle semble courte pour être une adresse.</w:t>
+              <w:t>Prière de vous adresser à khadidiatou Bâ pour avoir l'année exacte.</w:t>
             </w:r>
           </w:p>
         </w:tc>
@@ -1058,7 +1508,7 @@
                 <w:i w:val="0"/>
                 <w:sz w:val="16"/>
               </w:rPr>
-              <w:t>S00</w:t>
+              <w:t>S02</w:t>
               <w:br/>
             </w:r>
             <w:r>
@@ -1068,7 +1518,7 @@
                 <w:color w:val="64748B"/>
                 <w:sz w:val="14"/>
               </w:rPr>
-              <w:t>Identification</w:t>
+              <w:t>Éducation</w:t>
             </w:r>
           </w:p>
         </w:tc>
@@ -1084,7 +1534,7 @@
                 <w:color w:val="16A34A"/>
                 <w:sz w:val="16"/>
               </w:rPr>
-              <w:t>—</w:t>
+              <w:t>s01q23, s01q00b, s01q23_autre</w:t>
             </w:r>
           </w:p>
         </w:tc>
@@ -1115,907 +1565,7 @@
                 <w:i w:val="0"/>
                 <w:sz w:val="17"/>
               </w:rPr>
-              <w:t>Prière de renseigner la bonne adresse.</w:t>
-            </w:r>
-          </w:p>
-        </w:tc>
-      </w:tr>
-      <w:tr>
-        <w:tc>
-          <w:tcPr>
-            <w:tcW w:type="dxa" w:w="964"/>
-          </w:tcPr>
-          <w:p>
-            <w:r>
-              <w:rPr>
-                <w:b/>
-                <w:i w:val="0"/>
-                <w:color w:val="EA580C"/>
-                <w:sz w:val="16"/>
-              </w:rPr>
-              <w:t>Moyenne</w:t>
-            </w:r>
-          </w:p>
-        </w:tc>
-        <w:tc>
-          <w:tcPr>
-            <w:tcW w:type="dxa" w:w="1247"/>
-          </w:tcPr>
-          <w:p>
-            <w:r>
-              <w:rPr>
-                <w:b/>
-                <w:i w:val="0"/>
-                <w:sz w:val="16"/>
-              </w:rPr>
-              <w:t>S01</w:t>
-              <w:br/>
-            </w:r>
-            <w:r>
-              <w:rPr>
-                <w:b w:val="0"/>
-                <w:i w:val="0"/>
-                <w:color w:val="64748B"/>
-                <w:sz w:val="14"/>
-              </w:rPr>
-              <w:t>Démographie</w:t>
-            </w:r>
-          </w:p>
-        </w:tc>
-        <w:tc>
-          <w:tcPr>
-            <w:tcW w:type="dxa" w:w="1531"/>
-          </w:tcPr>
-          <w:p>
-            <w:r>
-              <w:rPr>
-                <w:b/>
-                <w:i w:val="0"/>
-                <w:color w:val="16A34A"/>
-                <w:sz w:val="16"/>
-              </w:rPr>
-              <w:t>—</w:t>
-            </w:r>
-          </w:p>
-        </w:tc>
-        <w:tc>
-          <w:tcPr>
-            <w:tcW w:type="dxa" w:w="1191"/>
-          </w:tcPr>
-          <w:p>
-            <w:r>
-              <w:rPr>
-                <w:b w:val="0"/>
-                <w:i w:val="0"/>
-                <w:color w:val="64748B"/>
-                <w:sz w:val="16"/>
-              </w:rPr>
-              <w:t>GT-CQ</w:t>
-            </w:r>
-          </w:p>
-        </w:tc>
-        <w:tc>
-          <w:tcPr>
-            <w:tcW w:type="dxa" w:w="4706"/>
-          </w:tcPr>
-          <w:p>
-            <w:r>
-              <w:rPr>
-                <w:b w:val="0"/>
-                <w:i w:val="0"/>
-                <w:sz w:val="17"/>
-              </w:rPr>
-              <w:t>Prière de verifier l'information donnée par Aminata Diallo ou corriger au niveau de la section 1.</w:t>
-            </w:r>
-          </w:p>
-        </w:tc>
-      </w:tr>
-      <w:tr>
-        <w:tc>
-          <w:tcPr>
-            <w:tcW w:type="dxa" w:w="964"/>
-          </w:tcPr>
-          <w:p>
-            <w:r>
-              <w:rPr>
-                <w:b/>
-                <w:i w:val="0"/>
-                <w:color w:val="EA580C"/>
-                <w:sz w:val="16"/>
-              </w:rPr>
-              <w:t>Moyenne</w:t>
-            </w:r>
-          </w:p>
-        </w:tc>
-        <w:tc>
-          <w:tcPr>
-            <w:tcW w:type="dxa" w:w="1247"/>
-          </w:tcPr>
-          <w:p>
-            <w:r>
-              <w:rPr>
-                <w:b/>
-                <w:i w:val="0"/>
-                <w:sz w:val="16"/>
-              </w:rPr>
-              <w:t>S01</w:t>
-              <w:br/>
-            </w:r>
-            <w:r>
-              <w:rPr>
-                <w:b w:val="0"/>
-                <w:i w:val="0"/>
-                <w:color w:val="64748B"/>
-                <w:sz w:val="14"/>
-              </w:rPr>
-              <w:t>Démographie</w:t>
-            </w:r>
-          </w:p>
-        </w:tc>
-        <w:tc>
-          <w:tcPr>
-            <w:tcW w:type="dxa" w:w="1531"/>
-          </w:tcPr>
-          <w:p>
-            <w:r>
-              <w:rPr>
-                <w:b/>
-                <w:i w:val="0"/>
-                <w:color w:val="16A34A"/>
-                <w:sz w:val="16"/>
-              </w:rPr>
-              <w:t>s01q10_1</w:t>
-            </w:r>
-          </w:p>
-        </w:tc>
-        <w:tc>
-          <w:tcPr>
-            <w:tcW w:type="dxa" w:w="1191"/>
-          </w:tcPr>
-          <w:p>
-            <w:r>
-              <w:rPr>
-                <w:b w:val="0"/>
-                <w:i w:val="0"/>
-                <w:color w:val="64748B"/>
-                <w:sz w:val="16"/>
-              </w:rPr>
-              <w:t>GT-CQ</w:t>
-            </w:r>
-          </w:p>
-        </w:tc>
-        <w:tc>
-          <w:tcPr>
-            <w:tcW w:type="dxa" w:w="4706"/>
-          </w:tcPr>
-          <w:p>
-            <w:r>
-              <w:rPr>
-                <w:b w:val="0"/>
-                <w:i w:val="0"/>
-                <w:sz w:val="17"/>
-              </w:rPr>
-              <w:t>La taille du ménage lors de l'enquête principale (12) de ce ménage est inférieur à la taille du denombrement (13), prière de fournir des explications concrètes ou aller revisiter le ménage.</w:t>
-            </w:r>
-          </w:p>
-        </w:tc>
-      </w:tr>
-      <w:tr>
-        <w:tc>
-          <w:tcPr>
-            <w:tcW w:type="dxa" w:w="964"/>
-          </w:tcPr>
-          <w:p>
-            <w:r>
-              <w:rPr>
-                <w:b/>
-                <w:i w:val="0"/>
-                <w:color w:val="EA580C"/>
-                <w:sz w:val="16"/>
-              </w:rPr>
-              <w:t>Moyenne</w:t>
-            </w:r>
-          </w:p>
-        </w:tc>
-        <w:tc>
-          <w:tcPr>
-            <w:tcW w:type="dxa" w:w="1247"/>
-          </w:tcPr>
-          <w:p>
-            <w:r>
-              <w:rPr>
-                <w:b/>
-                <w:i w:val="0"/>
-                <w:sz w:val="16"/>
-              </w:rPr>
-              <w:t>S01</w:t>
-              <w:br/>
-            </w:r>
-            <w:r>
-              <w:rPr>
-                <w:b w:val="0"/>
-                <w:i w:val="0"/>
-                <w:color w:val="64748B"/>
-                <w:sz w:val="14"/>
-              </w:rPr>
-              <w:t>Démographie</w:t>
-            </w:r>
-          </w:p>
-        </w:tc>
-        <w:tc>
-          <w:tcPr>
-            <w:tcW w:type="dxa" w:w="1531"/>
-          </w:tcPr>
-          <w:p>
-            <w:r>
-              <w:rPr>
-                <w:b/>
-                <w:i w:val="0"/>
-                <w:color w:val="16A34A"/>
-                <w:sz w:val="16"/>
-              </w:rPr>
-              <w:t>s01q33</w:t>
-            </w:r>
-          </w:p>
-        </w:tc>
-        <w:tc>
-          <w:tcPr>
-            <w:tcW w:type="dxa" w:w="1191"/>
-          </w:tcPr>
-          <w:p>
-            <w:r>
-              <w:rPr>
-                <w:b w:val="0"/>
-                <w:i w:val="0"/>
-                <w:color w:val="64748B"/>
-                <w:sz w:val="16"/>
-              </w:rPr>
-              <w:t>Natif SuSo</w:t>
-            </w:r>
-          </w:p>
-        </w:tc>
-        <w:tc>
-          <w:tcPr>
-            <w:tcW w:type="dxa" w:w="4706"/>
-          </w:tcPr>
-          <w:p>
-            <w:r>
-              <w:rPr>
-                <w:b w:val="0"/>
-                <w:i w:val="0"/>
-                <w:sz w:val="17"/>
-              </w:rPr>
-              <w:t>Attention! %rostertitle% est personne non apparentée au CM/Conjoint ou domestique mais la personne sélectionnée n'a pas été déclarée en 1.02 comme étant personne non apparentée au CM/Conjoint ou domestique. Veuillez corriger.</w:t>
-            </w:r>
-          </w:p>
-        </w:tc>
-      </w:tr>
-      <w:tr>
-        <w:tc>
-          <w:tcPr>
-            <w:tcW w:type="dxa" w:w="964"/>
-          </w:tcPr>
-          <w:p>
-            <w:r>
-              <w:rPr>
-                <w:b/>
-                <w:i w:val="0"/>
-                <w:color w:val="EA580C"/>
-                <w:sz w:val="16"/>
-              </w:rPr>
-              <w:t>Moyenne</w:t>
-            </w:r>
-          </w:p>
-        </w:tc>
-        <w:tc>
-          <w:tcPr>
-            <w:tcW w:type="dxa" w:w="1247"/>
-          </w:tcPr>
-          <w:p>
-            <w:r>
-              <w:rPr>
-                <w:b/>
-                <w:i w:val="0"/>
-                <w:sz w:val="16"/>
-              </w:rPr>
-              <w:t>S02</w:t>
-              <w:br/>
-            </w:r>
-            <w:r>
-              <w:rPr>
-                <w:b w:val="0"/>
-                <w:i w:val="0"/>
-                <w:color w:val="64748B"/>
-                <w:sz w:val="14"/>
-              </w:rPr>
-              <w:t>Éducation</w:t>
-            </w:r>
-          </w:p>
-        </w:tc>
-        <w:tc>
-          <w:tcPr>
-            <w:tcW w:type="dxa" w:w="1531"/>
-          </w:tcPr>
-          <w:p>
-            <w:r>
-              <w:rPr>
-                <w:b/>
-                <w:i w:val="0"/>
-                <w:color w:val="16A34A"/>
-                <w:sz w:val="16"/>
-              </w:rPr>
-              <w:t>—</w:t>
-            </w:r>
-          </w:p>
-        </w:tc>
-        <w:tc>
-          <w:tcPr>
-            <w:tcW w:type="dxa" w:w="1191"/>
-          </w:tcPr>
-          <w:p>
-            <w:r>
-              <w:rPr>
-                <w:b w:val="0"/>
-                <w:i w:val="0"/>
-                <w:color w:val="64748B"/>
-                <w:sz w:val="16"/>
-              </w:rPr>
-              <w:t>GT-CQ</w:t>
-            </w:r>
-          </w:p>
-        </w:tc>
-        <w:tc>
-          <w:tcPr>
-            <w:tcW w:type="dxa" w:w="4706"/>
-          </w:tcPr>
-          <w:p>
-            <w:r>
-              <w:rPr>
-                <w:b w:val="0"/>
-                <w:i w:val="0"/>
-                <w:sz w:val="17"/>
-              </w:rPr>
-              <w:t>veuillez, s'il vous plait, confirmer la cotisation ( 4500 FCFA) payée de Fatoumata  Bâ avec le QG ou apporter les corrections nécessaires.</w:t>
-            </w:r>
-          </w:p>
-        </w:tc>
-      </w:tr>
-      <w:tr>
-        <w:tc>
-          <w:tcPr>
-            <w:tcW w:type="dxa" w:w="964"/>
-          </w:tcPr>
-          <w:p>
-            <w:r>
-              <w:rPr>
-                <w:b/>
-                <w:i w:val="0"/>
-                <w:color w:val="EA580C"/>
-                <w:sz w:val="16"/>
-              </w:rPr>
-              <w:t>Moyenne</w:t>
-            </w:r>
-          </w:p>
-        </w:tc>
-        <w:tc>
-          <w:tcPr>
-            <w:tcW w:type="dxa" w:w="1247"/>
-          </w:tcPr>
-          <w:p>
-            <w:r>
-              <w:rPr>
-                <w:b/>
-                <w:i w:val="0"/>
-                <w:sz w:val="16"/>
-              </w:rPr>
-              <w:t>S02</w:t>
-              <w:br/>
-            </w:r>
-            <w:r>
-              <w:rPr>
-                <w:b w:val="0"/>
-                <w:i w:val="0"/>
-                <w:color w:val="64748B"/>
-                <w:sz w:val="14"/>
-              </w:rPr>
-              <w:t>Éducation</w:t>
-            </w:r>
-          </w:p>
-        </w:tc>
-        <w:tc>
-          <w:tcPr>
-            <w:tcW w:type="dxa" w:w="1531"/>
-          </w:tcPr>
-          <w:p>
-            <w:r>
-              <w:rPr>
-                <w:b/>
-                <w:i w:val="0"/>
-                <w:color w:val="16A34A"/>
-                <w:sz w:val="16"/>
-              </w:rPr>
-              <w:t>s01q64, s00q04, s02q20, s02q25, s01q00b, s02q17_2, s02q15_2</w:t>
-            </w:r>
-          </w:p>
-        </w:tc>
-        <w:tc>
-          <w:tcPr>
-            <w:tcW w:type="dxa" w:w="1191"/>
-          </w:tcPr>
-          <w:p>
-            <w:r>
-              <w:rPr>
-                <w:b w:val="0"/>
-                <w:i w:val="0"/>
-                <w:color w:val="64748B"/>
-                <w:sz w:val="16"/>
-              </w:rPr>
-              <w:t>GT-CQ</w:t>
-            </w:r>
-          </w:p>
-        </w:tc>
-        <w:tc>
-          <w:tcPr>
-            <w:tcW w:type="dxa" w:w="4706"/>
-          </w:tcPr>
-          <w:p>
-            <w:r>
-              <w:rPr>
-                <w:b w:val="0"/>
-                <w:i w:val="0"/>
-                <w:sz w:val="17"/>
-              </w:rPr>
-              <w:t>Dans les milieux ruraux les frais d'uniformes de Fatoumata  Bâ qui fréquente 1ére année de Maternelle sont peut-être obligatoire et sont payés aussi dans les écoles privés, prière de verifier pour corriger ou confirmer avec le QG.</w:t>
-            </w:r>
-          </w:p>
-        </w:tc>
-      </w:tr>
-      <w:tr>
-        <w:tc>
-          <w:tcPr>
-            <w:tcW w:type="dxa" w:w="964"/>
-          </w:tcPr>
-          <w:p>
-            <w:r>
-              <w:rPr>
-                <w:b/>
-                <w:i w:val="0"/>
-                <w:color w:val="EA580C"/>
-                <w:sz w:val="16"/>
-              </w:rPr>
-              <w:t>Moyenne</w:t>
-            </w:r>
-          </w:p>
-        </w:tc>
-        <w:tc>
-          <w:tcPr>
-            <w:tcW w:type="dxa" w:w="1247"/>
-          </w:tcPr>
-          <w:p>
-            <w:r>
-              <w:rPr>
-                <w:b/>
-                <w:i w:val="0"/>
-                <w:sz w:val="16"/>
-              </w:rPr>
-              <w:t>S02</w:t>
-              <w:br/>
-            </w:r>
-            <w:r>
-              <w:rPr>
-                <w:b w:val="0"/>
-                <w:i w:val="0"/>
-                <w:color w:val="64748B"/>
-                <w:sz w:val="14"/>
-              </w:rPr>
-              <w:t>Éducation</w:t>
-            </w:r>
-          </w:p>
-        </w:tc>
-        <w:tc>
-          <w:tcPr>
-            <w:tcW w:type="dxa" w:w="1531"/>
-          </w:tcPr>
-          <w:p>
-            <w:r>
-              <w:rPr>
-                <w:b/>
-                <w:i w:val="0"/>
-                <w:color w:val="16A34A"/>
-                <w:sz w:val="16"/>
-              </w:rPr>
-              <w:t>—</w:t>
-            </w:r>
-          </w:p>
-        </w:tc>
-        <w:tc>
-          <w:tcPr>
-            <w:tcW w:type="dxa" w:w="1191"/>
-          </w:tcPr>
-          <w:p>
-            <w:r>
-              <w:rPr>
-                <w:b w:val="0"/>
-                <w:i w:val="0"/>
-                <w:color w:val="64748B"/>
-                <w:sz w:val="16"/>
-              </w:rPr>
-              <w:t>GT-CQ</w:t>
-            </w:r>
-          </w:p>
-        </w:tc>
-        <w:tc>
-          <w:tcPr>
-            <w:tcW w:type="dxa" w:w="4706"/>
-          </w:tcPr>
-          <w:p>
-            <w:r>
-              <w:rPr>
-                <w:b w:val="0"/>
-                <w:i w:val="0"/>
-                <w:sz w:val="17"/>
-              </w:rPr>
-              <w:t>veuillez, s'il vous plait, confirmer les frais de scolarité ( 6000 FCFA) payée de Diarietou Bâ avec le QG ou apporter les corrections nécessaires.</w:t>
-            </w:r>
-          </w:p>
-        </w:tc>
-      </w:tr>
-      <w:tr>
-        <w:tc>
-          <w:tcPr>
-            <w:tcW w:type="dxa" w:w="964"/>
-          </w:tcPr>
-          <w:p>
-            <w:r>
-              <w:rPr>
-                <w:b/>
-                <w:i w:val="0"/>
-                <w:color w:val="EA580C"/>
-                <w:sz w:val="16"/>
-              </w:rPr>
-              <w:t>Moyenne</w:t>
-            </w:r>
-          </w:p>
-        </w:tc>
-        <w:tc>
-          <w:tcPr>
-            <w:tcW w:type="dxa" w:w="1247"/>
-          </w:tcPr>
-          <w:p>
-            <w:r>
-              <w:rPr>
-                <w:b/>
-                <w:i w:val="0"/>
-                <w:sz w:val="16"/>
-              </w:rPr>
-              <w:t>S02</w:t>
-              <w:br/>
-            </w:r>
-            <w:r>
-              <w:rPr>
-                <w:b w:val="0"/>
-                <w:i w:val="0"/>
-                <w:color w:val="64748B"/>
-                <w:sz w:val="14"/>
-              </w:rPr>
-              <w:t>Éducation</w:t>
-            </w:r>
-          </w:p>
-        </w:tc>
-        <w:tc>
-          <w:tcPr>
-            <w:tcW w:type="dxa" w:w="1531"/>
-          </w:tcPr>
-          <w:p>
-            <w:r>
-              <w:rPr>
-                <w:b/>
-                <w:i w:val="0"/>
-                <w:color w:val="16A34A"/>
-                <w:sz w:val="16"/>
-              </w:rPr>
-              <w:t>s01q23, s01q00b, s01q23_autre</w:t>
-            </w:r>
-          </w:p>
-        </w:tc>
-        <w:tc>
-          <w:tcPr>
-            <w:tcW w:type="dxa" w:w="1191"/>
-          </w:tcPr>
-          <w:p>
-            <w:r>
-              <w:rPr>
-                <w:b w:val="0"/>
-                <w:i w:val="0"/>
-                <w:color w:val="64748B"/>
-                <w:sz w:val="16"/>
-              </w:rPr>
-              <w:t>GT-CQ</w:t>
-            </w:r>
-          </w:p>
-        </w:tc>
-        <w:tc>
-          <w:tcPr>
-            <w:tcW w:type="dxa" w:w="4706"/>
-          </w:tcPr>
-          <w:p>
-            <w:r>
-              <w:rPr>
-                <w:b w:val="0"/>
-                <w:i w:val="0"/>
-                <w:sz w:val="17"/>
-              </w:rPr>
               <w:t>La filière de Diarietou Bâ est lycéens et semble exister dans les modalités, prière de prendre attache avec le QG pour plus d'explication afin de la classer bien.</w:t>
-            </w:r>
-          </w:p>
-        </w:tc>
-      </w:tr>
-      <w:tr>
-        <w:tc>
-          <w:tcPr>
-            <w:tcW w:type="dxa" w:w="964"/>
-          </w:tcPr>
-          <w:p>
-            <w:r>
-              <w:rPr>
-                <w:b/>
-                <w:i w:val="0"/>
-                <w:color w:val="EA580C"/>
-                <w:sz w:val="16"/>
-              </w:rPr>
-              <w:t>Moyenne</w:t>
-            </w:r>
-          </w:p>
-        </w:tc>
-        <w:tc>
-          <w:tcPr>
-            <w:tcW w:type="dxa" w:w="1247"/>
-          </w:tcPr>
-          <w:p>
-            <w:r>
-              <w:rPr>
-                <w:b/>
-                <w:i w:val="0"/>
-                <w:sz w:val="16"/>
-              </w:rPr>
-              <w:t>S02</w:t>
-              <w:br/>
-            </w:r>
-            <w:r>
-              <w:rPr>
-                <w:b w:val="0"/>
-                <w:i w:val="0"/>
-                <w:color w:val="64748B"/>
-                <w:sz w:val="14"/>
-              </w:rPr>
-              <w:t>Éducation</w:t>
-            </w:r>
-          </w:p>
-        </w:tc>
-        <w:tc>
-          <w:tcPr>
-            <w:tcW w:type="dxa" w:w="1531"/>
-          </w:tcPr>
-          <w:p>
-            <w:r>
-              <w:rPr>
-                <w:b/>
-                <w:i w:val="0"/>
-                <w:color w:val="16A34A"/>
-                <w:sz w:val="16"/>
-              </w:rPr>
-              <w:t>—</w:t>
-            </w:r>
-          </w:p>
-        </w:tc>
-        <w:tc>
-          <w:tcPr>
-            <w:tcW w:type="dxa" w:w="1191"/>
-          </w:tcPr>
-          <w:p>
-            <w:r>
-              <w:rPr>
-                <w:b w:val="0"/>
-                <w:i w:val="0"/>
-                <w:color w:val="64748B"/>
-                <w:sz w:val="16"/>
-              </w:rPr>
-              <w:t>GT-CQ</w:t>
-            </w:r>
-          </w:p>
-        </w:tc>
-        <w:tc>
-          <w:tcPr>
-            <w:tcW w:type="dxa" w:w="4706"/>
-          </w:tcPr>
-          <w:p>
-            <w:r>
-              <w:rPr>
-                <w:b w:val="0"/>
-                <w:i w:val="0"/>
-                <w:sz w:val="17"/>
-              </w:rPr>
-              <w:t>veuillez, s'il vous plait, confirmer les frais de scolarité ( 8000 FCFA) payée de Aminata Diallo avec le QG ou apporter les corrections nécessaires.</w:t>
-            </w:r>
-          </w:p>
-        </w:tc>
-      </w:tr>
-      <w:tr>
-        <w:tc>
-          <w:tcPr>
-            <w:tcW w:type="dxa" w:w="964"/>
-          </w:tcPr>
-          <w:p>
-            <w:r>
-              <w:rPr>
-                <w:b/>
-                <w:i w:val="0"/>
-                <w:color w:val="EA580C"/>
-                <w:sz w:val="16"/>
-              </w:rPr>
-              <w:t>Moyenne</w:t>
-            </w:r>
-          </w:p>
-        </w:tc>
-        <w:tc>
-          <w:tcPr>
-            <w:tcW w:type="dxa" w:w="1247"/>
-          </w:tcPr>
-          <w:p>
-            <w:r>
-              <w:rPr>
-                <w:b/>
-                <w:i w:val="0"/>
-                <w:sz w:val="16"/>
-              </w:rPr>
-              <w:t>S02</w:t>
-              <w:br/>
-            </w:r>
-            <w:r>
-              <w:rPr>
-                <w:b w:val="0"/>
-                <w:i w:val="0"/>
-                <w:color w:val="64748B"/>
-                <w:sz w:val="14"/>
-              </w:rPr>
-              <w:t>Éducation</w:t>
-            </w:r>
-          </w:p>
-        </w:tc>
-        <w:tc>
-          <w:tcPr>
-            <w:tcW w:type="dxa" w:w="1531"/>
-          </w:tcPr>
-          <w:p>
-            <w:r>
-              <w:rPr>
-                <w:b/>
-                <w:i w:val="0"/>
-                <w:color w:val="16A34A"/>
-                <w:sz w:val="16"/>
-              </w:rPr>
-              <w:t>—</w:t>
-            </w:r>
-          </w:p>
-        </w:tc>
-        <w:tc>
-          <w:tcPr>
-            <w:tcW w:type="dxa" w:w="1191"/>
-          </w:tcPr>
-          <w:p>
-            <w:r>
-              <w:rPr>
-                <w:b w:val="0"/>
-                <w:i w:val="0"/>
-                <w:color w:val="64748B"/>
-                <w:sz w:val="16"/>
-              </w:rPr>
-              <w:t>GT-CQ</w:t>
-            </w:r>
-          </w:p>
-        </w:tc>
-        <w:tc>
-          <w:tcPr>
-            <w:tcW w:type="dxa" w:w="4706"/>
-          </w:tcPr>
-          <w:p>
-            <w:r>
-              <w:rPr>
-                <w:b w:val="0"/>
-                <w:i w:val="0"/>
-                <w:sz w:val="17"/>
-              </w:rPr>
-              <w:t>Prière de vous adresser à Mariama ly pour avoir l'année exacte.</w:t>
-            </w:r>
-          </w:p>
-        </w:tc>
-      </w:tr>
-      <w:tr>
-        <w:tc>
-          <w:tcPr>
-            <w:tcW w:type="dxa" w:w="964"/>
-          </w:tcPr>
-          <w:p>
-            <w:r>
-              <w:rPr>
-                <w:b/>
-                <w:i w:val="0"/>
-                <w:color w:val="EA580C"/>
-                <w:sz w:val="16"/>
-              </w:rPr>
-              <w:t>Moyenne</w:t>
-            </w:r>
-          </w:p>
-        </w:tc>
-        <w:tc>
-          <w:tcPr>
-            <w:tcW w:type="dxa" w:w="1247"/>
-          </w:tcPr>
-          <w:p>
-            <w:r>
-              <w:rPr>
-                <w:b/>
-                <w:i w:val="0"/>
-                <w:sz w:val="16"/>
-              </w:rPr>
-              <w:t>S02</w:t>
-              <w:br/>
-            </w:r>
-            <w:r>
-              <w:rPr>
-                <w:b w:val="0"/>
-                <w:i w:val="0"/>
-                <w:color w:val="64748B"/>
-                <w:sz w:val="14"/>
-              </w:rPr>
-              <w:t>Éducation</w:t>
-            </w:r>
-          </w:p>
-        </w:tc>
-        <w:tc>
-          <w:tcPr>
-            <w:tcW w:type="dxa" w:w="1531"/>
-          </w:tcPr>
-          <w:p>
-            <w:r>
-              <w:rPr>
-                <w:b/>
-                <w:i w:val="0"/>
-                <w:color w:val="16A34A"/>
-                <w:sz w:val="16"/>
-              </w:rPr>
-              <w:t>—</w:t>
-            </w:r>
-          </w:p>
-        </w:tc>
-        <w:tc>
-          <w:tcPr>
-            <w:tcW w:type="dxa" w:w="1191"/>
-          </w:tcPr>
-          <w:p>
-            <w:r>
-              <w:rPr>
-                <w:b w:val="0"/>
-                <w:i w:val="0"/>
-                <w:color w:val="64748B"/>
-                <w:sz w:val="16"/>
-              </w:rPr>
-              <w:t>GT-CQ</w:t>
-            </w:r>
-          </w:p>
-        </w:tc>
-        <w:tc>
-          <w:tcPr>
-            <w:tcW w:type="dxa" w:w="4706"/>
-          </w:tcPr>
-          <w:p>
-            <w:r>
-              <w:rPr>
-                <w:b w:val="0"/>
-                <w:i w:val="0"/>
-                <w:sz w:val="17"/>
-              </w:rPr>
-              <w:t>Prière de vous adresser à khadidiatou Bâ pour avoir l'année exacte.</w:t>
             </w:r>
           </w:p>
         </w:tc>
